--- a/testakten/insolvenzplan-starug-planwerkstatt-metallbau-hansa/16_stakeholder_q_and_a.docx
+++ b/testakten/insolvenzplan-starug-planwerkstatt-metallbau-hansa/16_stakeholder_q_and_a.docx
@@ -5,58 +5,90 @@
     <w:p>
       <w:pPr>
         <w:pStyle w:val="Heading1"/>
+        <w:spacing w:after="160" w:line="259" w:lineRule="auto"/>
       </w:pPr>
       <w:r>
         <w:rPr>
           <w:rFonts w:ascii="Times New Roman" w:hAnsi="Times New Roman"/>
+          <w:b/>
+          <w:sz w:val="28"/>
         </w:rPr>
         <w:t>Stakeholder Q&amp;A – Vorbereitung Gläubigerversammlung und Erörterungstermin</w:t>
       </w:r>
     </w:p>
     <w:p>
       <w:pPr>
+        <w:spacing w:before="120" w:after="60" w:line="259" w:lineRule="auto"/>
         <w:jc w:val="left"/>
       </w:pPr>
       <w:r>
         <w:rPr>
-          <w:b/>
+          <w:rFonts w:ascii="Times New Roman" w:hAnsi="Times New Roman"/>
+          <w:b w:val="0"/>
+          <w:i w:val="0"/>
+          <w:sz w:val="22"/>
         </w:rPr>
         <w:t>Aktenzeichen:</w:t>
       </w:r>
       <w:r>
+        <w:rPr>
+          <w:rFonts w:ascii="Times New Roman" w:hAnsi="Times New Roman"/>
+          <w:b w:val="0"/>
+          <w:i w:val="0"/>
+          <w:sz w:val="22"/>
+        </w:rPr>
         <w:t xml:space="preserve"> MH-2026-001</w:t>
       </w:r>
     </w:p>
     <w:p>
       <w:pPr>
+        <w:spacing w:before="120" w:after="60" w:line="259" w:lineRule="auto"/>
         <w:jc w:val="left"/>
       </w:pPr>
       <w:r>
         <w:rPr>
-          <w:b/>
+          <w:rFonts w:ascii="Times New Roman" w:hAnsi="Times New Roman"/>
+          <w:b w:val="0"/>
+          <w:i w:val="0"/>
+          <w:sz w:val="22"/>
         </w:rPr>
         <w:t>Datum:</w:t>
       </w:r>
       <w:r>
+        <w:rPr>
+          <w:rFonts w:ascii="Times New Roman" w:hAnsi="Times New Roman"/>
+          <w:b w:val="0"/>
+          <w:i w:val="0"/>
+          <w:sz w:val="22"/>
+        </w:rPr>
         <w:t xml:space="preserve"> 12. Juni 2026 (Entwurf)</w:t>
       </w:r>
     </w:p>
     <w:p>
       <w:pPr>
+        <w:spacing w:before="120" w:after="60" w:line="259" w:lineRule="auto"/>
         <w:jc w:val="left"/>
       </w:pPr>
       <w:r>
         <w:rPr>
+          <w:rFonts w:ascii="Times New Roman" w:hAnsi="Times New Roman"/>
           <w:b/>
+          <w:sz w:val="22"/>
         </w:rPr>
         <w:t>Verfasser:</w:t>
       </w:r>
       <w:r>
+        <w:rPr>
+          <w:rFonts w:ascii="Times New Roman" w:hAnsi="Times New Roman"/>
+          <w:b/>
+          <w:sz w:val="22"/>
+        </w:rPr>
         <w:t xml:space="preserve"> RA Dr. Karolin Westphal</w:t>
       </w:r>
     </w:p>
     <w:p>
       <w:pPr>
+        <w:spacing w:line="259" w:lineRule="auto" w:after="60"/>
         <w:jc w:val="left"/>
       </w:pPr>
       <w:r>
@@ -69,30 +101,43 @@
         <w:t xml:space="preserve"> Vorbereitung der Geschäftsführung auf Fragen in der Gläubigerversammlung (§ 235 InsO) und im Erörterungs- und Abstimmungstermin (§ 236 InsO) sowie auf bilaterale Gespräche mit Banken, Lieferanten und Betriebsrat</w:t>
       </w:r>
     </w:p>
-    <w:p/>
+    <w:p>
+      <w:pPr>
+        <w:spacing w:line="259" w:lineRule="auto" w:after="60"/>
+      </w:pPr>
+    </w:p>
     <w:p>
       <w:pPr>
         <w:pStyle w:val="Heading2"/>
+        <w:spacing w:before="120" w:after="60" w:line="259" w:lineRule="auto"/>
       </w:pPr>
       <w:r>
         <w:rPr>
           <w:rFonts w:ascii="Times New Roman" w:hAnsi="Times New Roman"/>
+          <w:b/>
+          <w:sz w:val="22"/>
         </w:rPr>
         <w:t>Vorbemerkung</w:t>
       </w:r>
     </w:p>
     <w:p>
       <w:pPr>
+        <w:spacing w:line="259" w:lineRule="auto" w:after="60"/>
         <w:jc w:val="left"/>
       </w:pPr>
       <w:r>
         <w:t>Die Gläubigerversammlung und der Erörterungstermin sind kritische Phasen des Planverfahrens. Unvorbereitete Antworten können Vertrauen zerstören und Abstimmungsverhalten beeinflussen. Die Geschäftsführung sollte auf alle nachfolgend aufgeführten Fragen vorbereitet sein. Im Zweifel gilt: Keine spontanen Zusagen; Rückfrage an Berater ankündigen.</w:t>
       </w:r>
     </w:p>
-    <w:p/>
+    <w:p>
+      <w:pPr>
+        <w:spacing w:line="259" w:lineRule="auto" w:after="60"/>
+      </w:pPr>
+    </w:p>
     <w:p>
       <w:pPr>
         <w:pStyle w:val="Heading2"/>
+        <w:spacing w:line="259" w:lineRule="auto" w:after="60"/>
       </w:pPr>
       <w:r>
         <w:rPr>
@@ -103,6 +148,7 @@
     </w:p>
     <w:p>
       <w:pPr>
+        <w:spacing w:line="259" w:lineRule="auto" w:after="60"/>
         <w:jc w:val="left"/>
       </w:pPr>
       <w:r>
@@ -114,6 +160,7 @@
     </w:p>
     <w:p>
       <w:pPr>
+        <w:spacing w:line="259" w:lineRule="auto" w:after="60"/>
         <w:jc w:val="left"/>
       </w:pPr>
       <w:r>
@@ -122,6 +169,7 @@
     </w:p>
     <w:p>
       <w:pPr>
+        <w:spacing w:line="259" w:lineRule="auto" w:after="60"/>
         <w:jc w:val="left"/>
       </w:pPr>
       <w:r>
@@ -133,6 +181,7 @@
     </w:p>
     <w:p>
       <w:pPr>
+        <w:spacing w:line="259" w:lineRule="auto" w:after="60"/>
         <w:jc w:val="left"/>
       </w:pPr>
       <w:r>
@@ -141,6 +190,7 @@
     </w:p>
     <w:p>
       <w:pPr>
+        <w:spacing w:line="259" w:lineRule="auto" w:after="60"/>
         <w:jc w:val="left"/>
       </w:pPr>
       <w:r>
@@ -152,6 +202,7 @@
     </w:p>
     <w:p>
       <w:pPr>
+        <w:spacing w:line="259" w:lineRule="auto" w:after="60"/>
         <w:jc w:val="left"/>
       </w:pPr>
       <w:r>
@@ -160,6 +211,7 @@
     </w:p>
     <w:p>
       <w:pPr>
+        <w:spacing w:line="259" w:lineRule="auto" w:after="60"/>
         <w:jc w:val="left"/>
       </w:pPr>
       <w:r>
@@ -171,16 +223,22 @@
     </w:p>
     <w:p>
       <w:pPr>
+        <w:spacing w:line="259" w:lineRule="auto" w:after="60"/>
         <w:jc w:val="left"/>
       </w:pPr>
       <w:r>
         <w:t>A: Das Term Sheet enthält klare Auszahlungsvoraussetzungen. Bei Nicht-Auszahlung wäre der Plan hinfällig; die Schuldnerin wäre verpflichtet, unverzüglich Regelinsolvenz zu beantragen. Die Bank hätte dann alle Verwertungsrechte. Dieser Pfad ist für keine Partei vorteilhaft, weshalb der Investor starke Anreize hat, die Tranche auszuzahlen.</w:t>
       </w:r>
     </w:p>
-    <w:p/>
+    <w:p>
+      <w:pPr>
+        <w:spacing w:line="259" w:lineRule="auto" w:after="60"/>
+      </w:pPr>
+    </w:p>
     <w:p>
       <w:pPr>
         <w:pStyle w:val="Heading2"/>
+        <w:spacing w:line="259" w:lineRule="auto" w:after="60"/>
       </w:pPr>
       <w:r>
         <w:rPr>
@@ -191,6 +249,7 @@
     </w:p>
     <w:p>
       <w:pPr>
+        <w:spacing w:line="259" w:lineRule="auto" w:after="60"/>
         <w:jc w:val="left"/>
       </w:pPr>
       <w:r>
@@ -202,6 +261,7 @@
     </w:p>
     <w:p>
       <w:pPr>
+        <w:spacing w:line="259" w:lineRule="auto" w:after="60"/>
         <w:jc w:val="left"/>
       </w:pPr>
       <w:r>
@@ -210,6 +270,7 @@
     </w:p>
     <w:p>
       <w:pPr>
+        <w:spacing w:line="259" w:lineRule="auto" w:after="60"/>
         <w:jc w:val="left"/>
       </w:pPr>
       <w:r>
@@ -221,16 +282,22 @@
     </w:p>
     <w:p>
       <w:pPr>
+        <w:spacing w:line="259" w:lineRule="auto" w:after="60"/>
         <w:jc w:val="left"/>
       </w:pPr>
       <w:r>
         <w:t>A: Die rückständige Leasingrate von 38.400 Euro ist Insolvenzforderung (wenn sie vor Eröffnung entstanden ist) bzw. Masseverbindlichkeit (wenn nach Eröffnung entstanden). Bei Insolvenzplan-Verfahren wird sie aus der Insolvenzmasse beglichen; bei StaRUG-Route außergerichtlich reguliert. Im Plan ist die vollständige Regulierung des Rückstands als Bedingung für Vertragsfortführung vorgesehen.</w:t>
       </w:r>
     </w:p>
-    <w:p/>
+    <w:p>
+      <w:pPr>
+        <w:spacing w:line="259" w:lineRule="auto" w:after="60"/>
+      </w:pPr>
+    </w:p>
     <w:p>
       <w:pPr>
         <w:pStyle w:val="Heading2"/>
+        <w:spacing w:line="259" w:lineRule="auto" w:after="60"/>
       </w:pPr>
       <w:r>
         <w:rPr>
@@ -241,6 +308,7 @@
     </w:p>
     <w:p>
       <w:pPr>
+        <w:spacing w:line="259" w:lineRule="auto" w:after="60"/>
         <w:jc w:val="left"/>
       </w:pPr>
       <w:r>
@@ -252,6 +320,7 @@
     </w:p>
     <w:p>
       <w:pPr>
+        <w:spacing w:line="259" w:lineRule="auto" w:after="60"/>
         <w:jc w:val="left"/>
       </w:pPr>
       <w:r>
@@ -260,6 +329,7 @@
     </w:p>
     <w:p>
       <w:pPr>
+        <w:spacing w:line="259" w:lineRule="auto" w:after="60"/>
         <w:jc w:val="left"/>
       </w:pPr>
       <w:r>
@@ -271,16 +341,22 @@
     </w:p>
     <w:p>
       <w:pPr>
+        <w:spacing w:line="259" w:lineRule="auto" w:after="60"/>
         <w:jc w:val="left"/>
       </w:pPr>
       <w:r>
         <w:t>A: Der verlängerte Eigentumsvorbehalt gilt für Rohmaterial, das noch nicht verarbeitet wurde. Die Inventarliste per 30. April 2026 zeigt, welches Material unter den Vorbehalt fällt. Im Plan ist eine vollständige Abgeltung dieses Materials zum Zeitwert von 480.000 Euro vorgesehen – dieser Betrag kommt aus der Investor-Tranche. Sie erhalten also für das vorbehaltene Material vollen Ersatz.</w:t>
       </w:r>
     </w:p>
-    <w:p/>
+    <w:p>
+      <w:pPr>
+        <w:spacing w:line="259" w:lineRule="auto" w:after="60"/>
+      </w:pPr>
+    </w:p>
     <w:p>
       <w:pPr>
         <w:pStyle w:val="Heading2"/>
+        <w:spacing w:line="259" w:lineRule="auto" w:after="60"/>
       </w:pPr>
       <w:r>
         <w:rPr>
@@ -291,6 +367,7 @@
     </w:p>
     <w:p>
       <w:pPr>
+        <w:spacing w:line="259" w:lineRule="auto" w:after="60"/>
         <w:jc w:val="left"/>
       </w:pPr>
       <w:r>
@@ -302,6 +379,7 @@
     </w:p>
     <w:p>
       <w:pPr>
+        <w:spacing w:line="259" w:lineRule="auto" w:after="60"/>
         <w:jc w:val="left"/>
       </w:pPr>
       <w:r>
@@ -310,6 +388,7 @@
     </w:p>
     <w:p>
       <w:pPr>
+        <w:spacing w:line="259" w:lineRule="auto" w:after="60"/>
         <w:jc w:val="left"/>
       </w:pPr>
       <w:r>
@@ -321,16 +400,22 @@
     </w:p>
     <w:p>
       <w:pPr>
+        <w:spacing w:line="259" w:lineRule="auto" w:after="60"/>
         <w:jc w:val="left"/>
       </w:pPr>
       <w:r>
         <w:t>A: § 3a EStG ist von Amts wegen anzuwenden, wenn die Voraussetzungen erfüllt sind. Ein gesonderter Bescheid zur Steuerfreistellung ist nicht erforderlich, aber die Finanzbehörde hat bei der Veranlagung zu prüfen, ob die Voraussetzungen vorliegen. Ein vorheriger Antrag (der gestellt wurde) ist sinnvoll, um Klarheit zu schaffen und ggf. eine verbindliche Auskunft (§ 89 Abs. 2 AO) zu erhalten.</w:t>
       </w:r>
     </w:p>
-    <w:p/>
+    <w:p>
+      <w:pPr>
+        <w:spacing w:line="259" w:lineRule="auto" w:after="60"/>
+      </w:pPr>
+    </w:p>
     <w:p>
       <w:pPr>
         <w:pStyle w:val="Heading2"/>
+        <w:spacing w:line="259" w:lineRule="auto" w:after="60"/>
       </w:pPr>
       <w:r>
         <w:rPr>
@@ -341,6 +426,7 @@
     </w:p>
     <w:p>
       <w:pPr>
+        <w:spacing w:line="259" w:lineRule="auto" w:after="60"/>
         <w:jc w:val="left"/>
       </w:pPr>
       <w:r>
@@ -352,6 +438,7 @@
     </w:p>
     <w:p>
       <w:pPr>
+        <w:spacing w:line="259" w:lineRule="auto" w:after="60"/>
         <w:jc w:val="left"/>
       </w:pPr>
       <w:r>
@@ -360,6 +447,7 @@
     </w:p>
     <w:p>
       <w:pPr>
+        <w:spacing w:line="259" w:lineRule="auto" w:after="60"/>
         <w:jc w:val="left"/>
       </w:pPr>
       <w:r>
@@ -371,6 +459,7 @@
     </w:p>
     <w:p>
       <w:pPr>
+        <w:spacing w:line="259" w:lineRule="auto" w:after="60"/>
         <w:jc w:val="left"/>
       </w:pPr>
       <w:r>
@@ -379,6 +468,7 @@
     </w:p>
     <w:p>
       <w:pPr>
+        <w:spacing w:line="259" w:lineRule="auto" w:after="60"/>
         <w:jc w:val="left"/>
       </w:pPr>
       <w:r>
@@ -390,6 +480,7 @@
     </w:p>
     <w:p>
       <w:pPr>
+        <w:spacing w:line="259" w:lineRule="auto" w:after="60"/>
         <w:jc w:val="left"/>
       </w:pPr>
       <w:r>
@@ -398,6 +489,7 @@
     </w:p>
     <w:p>
       <w:pPr>
+        <w:spacing w:line="259" w:lineRule="auto" w:after="60"/>
         <w:jc w:val="left"/>
       </w:pPr>
       <w:r>
@@ -409,16 +501,22 @@
     </w:p>
     <w:p>
       <w:pPr>
+        <w:spacing w:line="259" w:lineRule="auto" w:after="60"/>
         <w:jc w:val="left"/>
       </w:pPr>
       <w:r>
         <w:t>A: Ja. Wir schlagen eine monatliche Betriebsversammlung (30 Minuten) vor, in der die Geschäftsführung über den Planfortschritt informiert. Das Krisenkommunikationskonzept sieht vor, dass keine Informationen über die Medien an die Belegschaft gehen, ohne dass der Betriebsrat 24 Stunden vorher informiert wurde.</w:t>
       </w:r>
     </w:p>
-    <w:p/>
+    <w:p>
+      <w:pPr>
+        <w:spacing w:line="259" w:lineRule="auto" w:after="60"/>
+      </w:pPr>
+    </w:p>
     <w:p>
       <w:pPr>
         <w:pStyle w:val="Heading2"/>
+        <w:spacing w:line="259" w:lineRule="auto" w:after="60"/>
       </w:pPr>
       <w:r>
         <w:rPr>
@@ -429,6 +527,7 @@
     </w:p>
     <w:p>
       <w:pPr>
+        <w:spacing w:line="259" w:lineRule="auto" w:after="60"/>
         <w:jc w:val="left"/>
       </w:pPr>
       <w:r>
@@ -440,6 +539,7 @@
     </w:p>
     <w:p>
       <w:pPr>
+        <w:spacing w:line="259" w:lineRule="auto" w:after="60"/>
         <w:jc w:val="left"/>
       </w:pPr>
       <w:r>
@@ -448,6 +548,7 @@
     </w:p>
     <w:p>
       <w:pPr>
+        <w:spacing w:line="259" w:lineRule="auto" w:after="60"/>
         <w:jc w:val="left"/>
       </w:pPr>
       <w:r>
@@ -459,6 +560,7 @@
     </w:p>
     <w:p>
       <w:pPr>
+        <w:spacing w:line="259" w:lineRule="auto" w:after="60"/>
         <w:jc w:val="left"/>
       </w:pPr>
       <w:r>
@@ -471,9 +573,14 @@
         <w:t>) basiert auf dem unabhängigen Gutachten Brandt und dem vom Steuerberater erstellten Überschuldungsstatus. Sie zeigt, dass jede Gläubigergruppe im Plan mindestens so gut gestellt wird wie bei der besten Alternative (Fortführung ohne Plan oder Liquidation). Einzelne Positionen sind noch zu belegen (Anfechtungsansprüche, Sonderaktiva); diese werden bis zur Planeinreichung (16. Juni 2026) ergänzt.</w:t>
       </w:r>
     </w:p>
-    <w:p/>
     <w:p>
       <w:pPr>
+        <w:spacing w:line="259" w:lineRule="auto" w:after="60"/>
+      </w:pPr>
+    </w:p>
+    <w:p>
+      <w:pPr>
+        <w:spacing w:line="259" w:lineRule="auto" w:after="60"/>
         <w:jc w:val="left"/>
       </w:pPr>
       <w:r>
@@ -484,13 +591,58 @@
       </w:r>
     </w:p>
     <w:sectPr>
+      <w:headerReference w:type="default" r:id="rId9"/>
+      <w:footerReference w:type="default" r:id="rId10"/>
       <w:pgSz w:w="11906" w:h="16838"/>
-      <w:pgMar w:top="1417" w:right="1417" w:bottom="1417" w:left="1417" w:header="720" w:footer="720" w:gutter="0"/>
+      <w:pgMar w:top="1191" w:right="1247" w:bottom="1134" w:left="1361" w:header="720" w:footer="720" w:gutter="0"/>
       <w:cols w:space="720"/>
       <w:docGrid w:linePitch="360"/>
     </w:sectPr>
   </w:body>
 </w:document>
+</file>
+
+<file path=word/footer1.xml><?xml version="1.0" encoding="utf-8"?>
+<w:ftr xmlns:m="http://schemas.openxmlformats.org/officeDocument/2006/math" xmlns:mc="http://schemas.openxmlformats.org/markup-compatibility/2006" xmlns:mo="http://schemas.microsoft.com/office/mac/office/2008/main" xmlns:mv="urn:schemas-microsoft-com:mac:vml" xmlns:o="urn:schemas-microsoft-com:office:office" xmlns:r="http://schemas.openxmlformats.org/officeDocument/2006/relationships" xmlns:v="urn:schemas-microsoft-com:vml" xmlns:w10="urn:schemas-microsoft-com:office:word" xmlns:w14="http://schemas.microsoft.com/office/word/2010/wordml" xmlns:w="http://schemas.openxmlformats.org/wordprocessingml/2006/main" xmlns:wne="http://schemas.microsoft.com/office/word/2006/wordml" xmlns:wp14="http://schemas.microsoft.com/office/word/2010/wordprocessingDrawing" xmlns:wp="http://schemas.openxmlformats.org/drawingml/2006/wordprocessingDrawing" xmlns:wpc="http://schemas.microsoft.com/office/word/2010/wordprocessingCanvas" xmlns:wpg="http://schemas.microsoft.com/office/word/2010/wordprocessingGroup" xmlns:wpi="http://schemas.microsoft.com/office/word/2010/wordprocessingInk" xmlns:wps="http://schemas.microsoft.com/office/word/2010/wordprocessingShape" mc:Ignorable="w14 wp14">
+  <w:p>
+    <w:pPr>
+      <w:pStyle w:val="Footer"/>
+      <w:jc w:val="left"/>
+    </w:pPr>
+    <w:r/>
+    <w:r>
+      <w:rPr>
+        <w:rFonts w:ascii="Times New Roman" w:hAnsi="Times New Roman"/>
+        <w:b w:val="0"/>
+        <w:color w:val="777777"/>
+        <w:sz w:val="17"/>
+      </w:rPr>
+      <w:t>Vertraulich | Bearbeitungsstand Juli 2026 | nur zur Aktenbearbeitung</w:t>
+    </w:r>
+  </w:p>
+</w:ftr>
+</file>
+
+<file path=word/header1.xml><?xml version="1.0" encoding="utf-8"?>
+<w:hdr xmlns:m="http://schemas.openxmlformats.org/officeDocument/2006/math" xmlns:mc="http://schemas.openxmlformats.org/markup-compatibility/2006" xmlns:mo="http://schemas.microsoft.com/office/mac/office/2008/main" xmlns:mv="urn:schemas-microsoft-com:mac:vml" xmlns:o="urn:schemas-microsoft-com:office:office" xmlns:r="http://schemas.openxmlformats.org/officeDocument/2006/relationships" xmlns:v="urn:schemas-microsoft-com:vml" xmlns:w10="urn:schemas-microsoft-com:office:word" xmlns:w14="http://schemas.microsoft.com/office/word/2010/wordml" xmlns:w="http://schemas.openxmlformats.org/wordprocessingml/2006/main" xmlns:wne="http://schemas.microsoft.com/office/word/2006/wordml" xmlns:wp14="http://schemas.microsoft.com/office/word/2010/wordprocessingDrawing" xmlns:wp="http://schemas.openxmlformats.org/drawingml/2006/wordprocessingDrawing" xmlns:wpc="http://schemas.microsoft.com/office/word/2010/wordprocessingCanvas" xmlns:wpg="http://schemas.microsoft.com/office/word/2010/wordprocessingGroup" xmlns:wpi="http://schemas.microsoft.com/office/word/2010/wordprocessingInk" xmlns:wps="http://schemas.microsoft.com/office/word/2010/wordprocessingShape" mc:Ignorable="w14 wp14">
+  <w:p>
+    <w:pPr>
+      <w:pStyle w:val="Header"/>
+      <w:jc w:val="left"/>
+    </w:pPr>
+    <w:r/>
+    <w:r>
+      <w:rPr>
+        <w:rFonts w:ascii="Times New Roman" w:hAnsi="Times New Roman"/>
+        <w:b w:val="0"/>
+        <w:i w:val="0"/>
+        <w:color w:val="666666"/>
+        <w:sz w:val="17"/>
+      </w:rPr>
+      <w:t>Lindenhof und Partner mbB | Insolvenz- und Restrukturierungsakte | Bearbeitungsstand Juli 2026</w:t>
+    </w:r>
+  </w:p>
+</w:hdr>
 </file>
 
 <file path=word/numbering.xml><?xml version="1.0" encoding="utf-8"?>
@@ -1207,11 +1359,12 @@
       <w:contextualSpacing/>
     </w:pPr>
     <w:rPr>
-      <w:rFonts w:asciiTheme="majorHAnsi" w:eastAsiaTheme="majorEastAsia" w:hAnsiTheme="majorHAnsi" w:cstheme="majorBidi"/>
+      <w:rFonts w:asciiTheme="majorHAnsi" w:eastAsiaTheme="majorEastAsia" w:hAnsiTheme="majorHAnsi" w:cstheme="majorBidi" w:ascii="Times New Roman" w:hAnsi="Times New Roman"/>
+      <w:b/>
       <w:color w:val="17365D" w:themeColor="text2" w:themeShade="BF"/>
       <w:spacing w:val="5"/>
       <w:kern w:val="28"/>
-      <w:sz w:val="52"/>
+      <w:sz w:val="30"/>
       <w:szCs w:val="52"/>
     </w:rPr>
   </w:style>
